--- a/documents/Faza 2 - Arhitektura i projektovanje softvera Final.docx
+++ b/documents/Faza 2 - Arhitektura i projektovanje softvera Final.docx
@@ -25,17 +25,7 @@
           <w:color w:val="888888"/>
         </w:rPr>
         <w:t>Petar Nikolić 19289</w:t>
-      </w:r>
-      <w:r>
-        <w:rPr>
-          <w:color w:val="888888"/>
-        </w:rPr>
         <w:br w:type="textWrapping"/>
-      </w:r>
-      <w:r>
-        <w:rPr>
-          <w:color w:val="888888"/>
-        </w:rPr>
         <w:t>Luka Dimić 19099</w:t>
       </w:r>
     </w:p>
@@ -334,61 +324,52 @@
           <w:lang w:val="en-US"/>
         </w:rPr>
         <w:fldChar w:fldCharType="begin"/>
+        <w:instrText xml:space="preserve">TOC \o "1-3" \h \u </w:instrText>
+        <w:fldChar w:fldCharType="separate"/>
+        <w:fldChar w:fldCharType="begin"/>
+        <w:instrText xml:space="preserve"> HYPERLINK \l _Toc293 </w:instrText>
+        <w:fldChar w:fldCharType="separate"/>
+      </w:r>
+      <w:r>
+        <w:t>1. Uvod</w:t>
+        <w:tab/>
+        <w:fldChar w:fldCharType="begin"/>
+        <w:instrText xml:space="preserve"> PAGEREF _Toc293 \h </w:instrText>
+        <w:fldChar w:fldCharType="separate"/>
+        <w:t>3</w:t>
+        <w:fldChar w:fldCharType="end"/>
       </w:r>
       <w:r>
         <w:rPr>
           <w:rFonts w:hint="default"/>
           <w:lang w:val="en-US"/>
         </w:rPr>
-        <w:instrText xml:space="preserve">TOC \o "1-3" \h \u </w:instrText>
-      </w:r>
-      <w:r>
-        <w:rPr>
-          <w:rFonts w:hint="default"/>
-          <w:lang w:val="en-US"/>
-        </w:rPr>
-        <w:fldChar w:fldCharType="separate"/>
-      </w:r>
+        <w:fldChar w:fldCharType="end"/>
+      </w:r>
+    </w:p>
+    <w:p>
+      <w:pPr>
+        <w:pStyle w:val="37"/>
+        <w:tabs>
+          <w:tab w:val="right" w:leader="dot" w:pos="9418"/>
+        </w:tabs>
+      </w:pPr>
       <w:r>
         <w:rPr>
           <w:rFonts w:hint="default"/>
           <w:lang w:val="en-US"/>
         </w:rPr>
         <w:fldChar w:fldCharType="begin"/>
-      </w:r>
-      <w:r>
-        <w:rPr>
-          <w:rFonts w:hint="default"/>
-          <w:lang w:val="en-US"/>
-        </w:rPr>
-        <w:instrText xml:space="preserve"> HYPERLINK \l _Toc293 </w:instrText>
-      </w:r>
-      <w:r>
-        <w:rPr>
-          <w:rFonts w:hint="default"/>
-          <w:lang w:val="en-US"/>
-        </w:rPr>
+        <w:instrText xml:space="preserve"> HYPERLINK \l _Toc3537 </w:instrText>
         <w:fldChar w:fldCharType="separate"/>
       </w:r>
       <w:r>
-        <w:t>1. Uvod</w:t>
-      </w:r>
-      <w:r>
+        <w:t>2. Opšti pregled sistema</w:t>
         <w:tab/>
-      </w:r>
-      <w:r>
         <w:fldChar w:fldCharType="begin"/>
-      </w:r>
-      <w:r>
-        <w:instrText xml:space="preserve"> PAGEREF _Toc293 \h </w:instrText>
-      </w:r>
-      <w:r>
+        <w:instrText xml:space="preserve"> PAGEREF _Toc3537 \h </w:instrText>
         <w:fldChar w:fldCharType="separate"/>
-      </w:r>
-      <w:r>
         <w:t>3</w:t>
-      </w:r>
-      <w:r>
         <w:fldChar w:fldCharType="end"/>
       </w:r>
       <w:r>
@@ -412,40 +393,16 @@
           <w:lang w:val="en-US"/>
         </w:rPr>
         <w:fldChar w:fldCharType="begin"/>
-      </w:r>
-      <w:r>
-        <w:rPr>
-          <w:rFonts w:hint="default"/>
-          <w:lang w:val="en-US"/>
-        </w:rPr>
-        <w:instrText xml:space="preserve"> HYPERLINK \l _Toc3537 </w:instrText>
-      </w:r>
-      <w:r>
-        <w:rPr>
-          <w:rFonts w:hint="default"/>
-          <w:lang w:val="en-US"/>
-        </w:rPr>
+        <w:instrText xml:space="preserve"> HYPERLINK \l _Toc2066 </w:instrText>
         <w:fldChar w:fldCharType="separate"/>
       </w:r>
       <w:r>
-        <w:t>2. Opšti pregled sistema</w:t>
-      </w:r>
-      <w:r>
+        <w:t>3. Arhitektura backend aplikacije</w:t>
         <w:tab/>
-      </w:r>
-      <w:r>
         <w:fldChar w:fldCharType="begin"/>
-      </w:r>
-      <w:r>
-        <w:instrText xml:space="preserve"> PAGEREF _Toc3537 \h </w:instrText>
-      </w:r>
-      <w:r>
+        <w:instrText xml:space="preserve"> PAGEREF _Toc2066 \h </w:instrText>
         <w:fldChar w:fldCharType="separate"/>
-      </w:r>
-      <w:r>
-        <w:t>3</w:t>
-      </w:r>
-      <w:r>
+        <w:t>4</w:t>
         <w:fldChar w:fldCharType="end"/>
       </w:r>
       <w:r>
@@ -469,40 +426,16 @@
           <w:lang w:val="en-US"/>
         </w:rPr>
         <w:fldChar w:fldCharType="begin"/>
-      </w:r>
-      <w:r>
-        <w:rPr>
-          <w:rFonts w:hint="default"/>
-          <w:lang w:val="en-US"/>
-        </w:rPr>
-        <w:instrText xml:space="preserve"> HYPERLINK \l _Toc2066 </w:instrText>
-      </w:r>
-      <w:r>
-        <w:rPr>
-          <w:rFonts w:hint="default"/>
-          <w:lang w:val="en-US"/>
-        </w:rPr>
+        <w:instrText xml:space="preserve"> HYPERLINK \l _Toc2487 </w:instrText>
         <w:fldChar w:fldCharType="separate"/>
       </w:r>
       <w:r>
-        <w:t>3. Arhitektura backend aplikacije</w:t>
-      </w:r>
-      <w:r>
+        <w:t>4. Clean Architecture pregled sistema</w:t>
         <w:tab/>
-      </w:r>
-      <w:r>
         <w:fldChar w:fldCharType="begin"/>
-      </w:r>
-      <w:r>
-        <w:instrText xml:space="preserve"> PAGEREF _Toc2066 \h </w:instrText>
-      </w:r>
-      <w:r>
+        <w:instrText xml:space="preserve"> PAGEREF _Toc2487 \h </w:instrText>
         <w:fldChar w:fldCharType="separate"/>
-      </w:r>
-      <w:r>
         <w:t>4</w:t>
-      </w:r>
-      <w:r>
         <w:fldChar w:fldCharType="end"/>
       </w:r>
       <w:r>
@@ -526,40 +459,16 @@
           <w:lang w:val="en-US"/>
         </w:rPr>
         <w:fldChar w:fldCharType="begin"/>
-      </w:r>
-      <w:r>
-        <w:rPr>
-          <w:rFonts w:hint="default"/>
-          <w:lang w:val="en-US"/>
-        </w:rPr>
-        <w:instrText xml:space="preserve"> HYPERLINK \l _Toc2487 </w:instrText>
-      </w:r>
-      <w:r>
-        <w:rPr>
-          <w:rFonts w:hint="default"/>
-          <w:lang w:val="en-US"/>
-        </w:rPr>
+        <w:instrText xml:space="preserve"> HYPERLINK \l _Toc32765 </w:instrText>
         <w:fldChar w:fldCharType="separate"/>
       </w:r>
       <w:r>
-        <w:t>4. Clean Architecture pregled sistema</w:t>
-      </w:r>
-      <w:r>
+        <w:t>5. Business (Domain) model</w:t>
         <w:tab/>
-      </w:r>
-      <w:r>
         <w:fldChar w:fldCharType="begin"/>
-      </w:r>
-      <w:r>
-        <w:instrText xml:space="preserve"> PAGEREF _Toc2487 \h </w:instrText>
-      </w:r>
-      <w:r>
+        <w:instrText xml:space="preserve"> PAGEREF _Toc32765 \h </w:instrText>
         <w:fldChar w:fldCharType="separate"/>
-      </w:r>
-      <w:r>
-        <w:t>4</w:t>
-      </w:r>
-      <w:r>
+        <w:t>5</w:t>
         <w:fldChar w:fldCharType="end"/>
       </w:r>
       <w:r>
@@ -572,7 +481,7 @@
     </w:p>
     <w:p>
       <w:pPr>
-        <w:pStyle w:val="37"/>
+        <w:pStyle w:val="38"/>
         <w:tabs>
           <w:tab w:val="right" w:leader="dot" w:pos="9418"/>
         </w:tabs>
@@ -583,40 +492,16 @@
           <w:lang w:val="en-US"/>
         </w:rPr>
         <w:fldChar w:fldCharType="begin"/>
-      </w:r>
-      <w:r>
-        <w:rPr>
-          <w:rFonts w:hint="default"/>
-          <w:lang w:val="en-US"/>
-        </w:rPr>
-        <w:instrText xml:space="preserve"> HYPERLINK \l _Toc32765 </w:instrText>
-      </w:r>
-      <w:r>
-        <w:rPr>
-          <w:rFonts w:hint="default"/>
-          <w:lang w:val="en-US"/>
-        </w:rPr>
+        <w:instrText xml:space="preserve"> HYPERLINK \l _Toc1591 </w:instrText>
         <w:fldChar w:fldCharType="separate"/>
       </w:r>
       <w:r>
-        <w:t>5. Business (Domain) model</w:t>
-      </w:r>
-      <w:r>
+        <w:t>5.1. Domain entiteti</w:t>
         <w:tab/>
-      </w:r>
-      <w:r>
         <w:fldChar w:fldCharType="begin"/>
-      </w:r>
-      <w:r>
-        <w:instrText xml:space="preserve"> PAGEREF _Toc32765 \h </w:instrText>
-      </w:r>
-      <w:r>
+        <w:instrText xml:space="preserve"> PAGEREF _Toc1591 \h </w:instrText>
         <w:fldChar w:fldCharType="separate"/>
-      </w:r>
-      <w:r>
         <w:t>5</w:t>
-      </w:r>
-      <w:r>
         <w:fldChar w:fldCharType="end"/>
       </w:r>
       <w:r>
@@ -629,7 +514,7 @@
     </w:p>
     <w:p>
       <w:pPr>
-        <w:pStyle w:val="38"/>
+        <w:pStyle w:val="39"/>
         <w:tabs>
           <w:tab w:val="right" w:leader="dot" w:pos="9418"/>
         </w:tabs>
@@ -640,40 +525,16 @@
           <w:lang w:val="en-US"/>
         </w:rPr>
         <w:fldChar w:fldCharType="begin"/>
-      </w:r>
-      <w:r>
-        <w:rPr>
-          <w:rFonts w:hint="default"/>
-          <w:lang w:val="en-US"/>
-        </w:rPr>
-        <w:instrText xml:space="preserve"> HYPERLINK \l _Toc1591 </w:instrText>
-      </w:r>
-      <w:r>
-        <w:rPr>
-          <w:rFonts w:hint="default"/>
-          <w:lang w:val="en-US"/>
-        </w:rPr>
+        <w:instrText xml:space="preserve"> HYPERLINK \l _Toc26713 </w:instrText>
         <w:fldChar w:fldCharType="separate"/>
       </w:r>
       <w:r>
-        <w:t>5.1. Domain entiteti</w:t>
-      </w:r>
-      <w:r>
+        <w:t>Korisnički domen</w:t>
         <w:tab/>
-      </w:r>
-      <w:r>
         <w:fldChar w:fldCharType="begin"/>
-      </w:r>
-      <w:r>
-        <w:instrText xml:space="preserve"> PAGEREF _Toc1591 \h </w:instrText>
-      </w:r>
-      <w:r>
+        <w:instrText xml:space="preserve"> PAGEREF _Toc26713 \h </w:instrText>
         <w:fldChar w:fldCharType="separate"/>
-      </w:r>
-      <w:r>
         <w:t>5</w:t>
-      </w:r>
-      <w:r>
         <w:fldChar w:fldCharType="end"/>
       </w:r>
       <w:r>
@@ -697,40 +558,16 @@
           <w:lang w:val="en-US"/>
         </w:rPr>
         <w:fldChar w:fldCharType="begin"/>
-      </w:r>
-      <w:r>
-        <w:rPr>
-          <w:rFonts w:hint="default"/>
-          <w:lang w:val="en-US"/>
-        </w:rPr>
-        <w:instrText xml:space="preserve"> HYPERLINK \l _Toc26713 </w:instrText>
-      </w:r>
-      <w:r>
-        <w:rPr>
-          <w:rFonts w:hint="default"/>
-          <w:lang w:val="en-US"/>
-        </w:rPr>
+        <w:instrText xml:space="preserve"> HYPERLINK \l _Toc5048 </w:instrText>
         <w:fldChar w:fldCharType="separate"/>
       </w:r>
       <w:r>
-        <w:t>Korisnički domen</w:t>
-      </w:r>
-      <w:r>
+        <w:t>Radni prostor (Workspace) domen</w:t>
         <w:tab/>
-      </w:r>
-      <w:r>
         <w:fldChar w:fldCharType="begin"/>
-      </w:r>
-      <w:r>
-        <w:instrText xml:space="preserve"> PAGEREF _Toc26713 \h </w:instrText>
-      </w:r>
-      <w:r>
+        <w:instrText xml:space="preserve"> PAGEREF _Toc5048 \h </w:instrText>
         <w:fldChar w:fldCharType="separate"/>
-      </w:r>
-      <w:r>
         <w:t>5</w:t>
-      </w:r>
-      <w:r>
         <w:fldChar w:fldCharType="end"/>
       </w:r>
       <w:r>
@@ -754,40 +591,16 @@
           <w:lang w:val="en-US"/>
         </w:rPr>
         <w:fldChar w:fldCharType="begin"/>
-      </w:r>
-      <w:r>
-        <w:rPr>
-          <w:rFonts w:hint="default"/>
-          <w:lang w:val="en-US"/>
-        </w:rPr>
-        <w:instrText xml:space="preserve"> HYPERLINK \l _Toc5048 </w:instrText>
-      </w:r>
-      <w:r>
-        <w:rPr>
-          <w:rFonts w:hint="default"/>
-          <w:lang w:val="en-US"/>
-        </w:rPr>
+        <w:instrText xml:space="preserve"> HYPERLINK \l _Toc19388 </w:instrText>
         <w:fldChar w:fldCharType="separate"/>
       </w:r>
       <w:r>
-        <w:t>Radni prostor (Workspace) domen</w:t>
-      </w:r>
-      <w:r>
+        <w:t>Ploča (Board) domen</w:t>
         <w:tab/>
-      </w:r>
-      <w:r>
         <w:fldChar w:fldCharType="begin"/>
-      </w:r>
-      <w:r>
-        <w:instrText xml:space="preserve"> PAGEREF _Toc5048 \h </w:instrText>
-      </w:r>
-      <w:r>
+        <w:instrText xml:space="preserve"> PAGEREF _Toc19388 \h </w:instrText>
         <w:fldChar w:fldCharType="separate"/>
-      </w:r>
-      <w:r>
         <w:t>5</w:t>
-      </w:r>
-      <w:r>
         <w:fldChar w:fldCharType="end"/>
       </w:r>
       <w:r>
@@ -811,40 +624,16 @@
           <w:lang w:val="en-US"/>
         </w:rPr>
         <w:fldChar w:fldCharType="begin"/>
-      </w:r>
-      <w:r>
-        <w:rPr>
-          <w:rFonts w:hint="default"/>
-          <w:lang w:val="en-US"/>
-        </w:rPr>
-        <w:instrText xml:space="preserve"> HYPERLINK \l _Toc19388 </w:instrText>
-      </w:r>
-      <w:r>
-        <w:rPr>
-          <w:rFonts w:hint="default"/>
-          <w:lang w:val="en-US"/>
-        </w:rPr>
+        <w:instrText xml:space="preserve"> HYPERLINK \l _Toc9981 </w:instrText>
         <w:fldChar w:fldCharType="separate"/>
       </w:r>
       <w:r>
-        <w:t>Ploča (Board) domen</w:t>
-      </w:r>
-      <w:r>
+        <w:t>Radna stavka (Work Item) domen</w:t>
         <w:tab/>
-      </w:r>
-      <w:r>
         <w:fldChar w:fldCharType="begin"/>
-      </w:r>
-      <w:r>
-        <w:instrText xml:space="preserve"> PAGEREF _Toc19388 \h </w:instrText>
-      </w:r>
-      <w:r>
+        <w:instrText xml:space="preserve"> PAGEREF _Toc9981 \h </w:instrText>
         <w:fldChar w:fldCharType="separate"/>
-      </w:r>
-      <w:r>
-        <w:t>5</w:t>
-      </w:r>
-      <w:r>
+        <w:t>6</w:t>
         <w:fldChar w:fldCharType="end"/>
       </w:r>
       <w:r>
@@ -868,40 +657,16 @@
           <w:lang w:val="en-US"/>
         </w:rPr>
         <w:fldChar w:fldCharType="begin"/>
-      </w:r>
-      <w:r>
-        <w:rPr>
-          <w:rFonts w:hint="default"/>
-          <w:lang w:val="en-US"/>
-        </w:rPr>
-        <w:instrText xml:space="preserve"> HYPERLINK \l _Toc9981 </w:instrText>
-      </w:r>
-      <w:r>
-        <w:rPr>
-          <w:rFonts w:hint="default"/>
-          <w:lang w:val="en-US"/>
-        </w:rPr>
+        <w:instrText xml:space="preserve"> HYPERLINK \l _Toc13887 </w:instrText>
         <w:fldChar w:fldCharType="separate"/>
       </w:r>
       <w:r>
-        <w:t>Radna stavka (Work Item) domen</w:t>
-      </w:r>
-      <w:r>
+        <w:t>Chat domen</w:t>
         <w:tab/>
-      </w:r>
-      <w:r>
         <w:fldChar w:fldCharType="begin"/>
-      </w:r>
-      <w:r>
-        <w:instrText xml:space="preserve"> PAGEREF _Toc9981 \h </w:instrText>
-      </w:r>
-      <w:r>
+        <w:instrText xml:space="preserve"> PAGEREF _Toc13887 \h </w:instrText>
         <w:fldChar w:fldCharType="separate"/>
-      </w:r>
-      <w:r>
         <w:t>6</w:t>
-      </w:r>
-      <w:r>
         <w:fldChar w:fldCharType="end"/>
       </w:r>
       <w:r>
@@ -925,40 +690,16 @@
           <w:lang w:val="en-US"/>
         </w:rPr>
         <w:fldChar w:fldCharType="begin"/>
-      </w:r>
-      <w:r>
-        <w:rPr>
-          <w:rFonts w:hint="default"/>
-          <w:lang w:val="en-US"/>
-        </w:rPr>
-        <w:instrText xml:space="preserve"> HYPERLINK \l _Toc13887 </w:instrText>
-      </w:r>
-      <w:r>
-        <w:rPr>
-          <w:rFonts w:hint="default"/>
-          <w:lang w:val="en-US"/>
-        </w:rPr>
+        <w:instrText xml:space="preserve"> HYPERLINK \l _Toc25752 </w:instrText>
         <w:fldChar w:fldCharType="separate"/>
       </w:r>
       <w:r>
-        <w:t>Chat domen</w:t>
-      </w:r>
-      <w:r>
+        <w:t>Infrastrukturni domen</w:t>
         <w:tab/>
-      </w:r>
-      <w:r>
         <w:fldChar w:fldCharType="begin"/>
-      </w:r>
-      <w:r>
-        <w:instrText xml:space="preserve"> PAGEREF _Toc13887 \h </w:instrText>
-      </w:r>
-      <w:r>
+        <w:instrText xml:space="preserve"> PAGEREF _Toc25752 \h </w:instrText>
         <w:fldChar w:fldCharType="separate"/>
-      </w:r>
-      <w:r>
         <w:t>6</w:t>
-      </w:r>
-      <w:r>
         <w:fldChar w:fldCharType="end"/>
       </w:r>
       <w:r>
@@ -971,7 +712,7 @@
     </w:p>
     <w:p>
       <w:pPr>
-        <w:pStyle w:val="39"/>
+        <w:pStyle w:val="38"/>
         <w:tabs>
           <w:tab w:val="right" w:leader="dot" w:pos="9418"/>
         </w:tabs>
@@ -982,40 +723,16 @@
           <w:lang w:val="en-US"/>
         </w:rPr>
         <w:fldChar w:fldCharType="begin"/>
-      </w:r>
-      <w:r>
-        <w:rPr>
-          <w:rFonts w:hint="default"/>
-          <w:lang w:val="en-US"/>
-        </w:rPr>
-        <w:instrText xml:space="preserve"> HYPERLINK \l _Toc25752 </w:instrText>
-      </w:r>
-      <w:r>
-        <w:rPr>
-          <w:rFonts w:hint="default"/>
-          <w:lang w:val="en-US"/>
-        </w:rPr>
+        <w:instrText xml:space="preserve"> HYPERLINK \l _Toc18337 </w:instrText>
         <w:fldChar w:fldCharType="separate"/>
       </w:r>
       <w:r>
-        <w:t>Infrastrukturni domen</w:t>
-      </w:r>
-      <w:r>
+        <w:t>5.2. Enumeracije</w:t>
         <w:tab/>
-      </w:r>
-      <w:r>
         <w:fldChar w:fldCharType="begin"/>
-      </w:r>
-      <w:r>
-        <w:instrText xml:space="preserve"> PAGEREF _Toc25752 \h </w:instrText>
-      </w:r>
-      <w:r>
+        <w:instrText xml:space="preserve"> PAGEREF _Toc18337 \h </w:instrText>
         <w:fldChar w:fldCharType="separate"/>
-      </w:r>
-      <w:r>
         <w:t>6</w:t>
-      </w:r>
-      <w:r>
         <w:fldChar w:fldCharType="end"/>
       </w:r>
       <w:r>
@@ -1039,40 +756,16 @@
           <w:lang w:val="en-US"/>
         </w:rPr>
         <w:fldChar w:fldCharType="begin"/>
-      </w:r>
-      <w:r>
-        <w:rPr>
-          <w:rFonts w:hint="default"/>
-          <w:lang w:val="en-US"/>
-        </w:rPr>
-        <w:instrText xml:space="preserve"> HYPERLINK \l _Toc18337 </w:instrText>
-      </w:r>
-      <w:r>
-        <w:rPr>
-          <w:rFonts w:hint="default"/>
-          <w:lang w:val="en-US"/>
-        </w:rPr>
+        <w:instrText xml:space="preserve"> HYPERLINK \l _Toc3315 </w:instrText>
         <w:fldChar w:fldCharType="separate"/>
       </w:r>
       <w:r>
-        <w:t>5.2. Enumeracije</w:t>
-      </w:r>
-      <w:r>
+        <w:t>5.3. Poslovna pravila i ponašanje</w:t>
         <w:tab/>
-      </w:r>
-      <w:r>
         <w:fldChar w:fldCharType="begin"/>
-      </w:r>
-      <w:r>
-        <w:instrText xml:space="preserve"> PAGEREF _Toc18337 \h </w:instrText>
-      </w:r>
-      <w:r>
+        <w:instrText xml:space="preserve"> PAGEREF _Toc3315 \h </w:instrText>
         <w:fldChar w:fldCharType="separate"/>
-      </w:r>
-      <w:r>
-        <w:t>6</w:t>
-      </w:r>
-      <w:r>
+        <w:t>7</w:t>
         <w:fldChar w:fldCharType="end"/>
       </w:r>
       <w:r>
@@ -1096,40 +789,16 @@
           <w:lang w:val="en-US"/>
         </w:rPr>
         <w:fldChar w:fldCharType="begin"/>
-      </w:r>
-      <w:r>
-        <w:rPr>
-          <w:rFonts w:hint="default"/>
-          <w:lang w:val="en-US"/>
-        </w:rPr>
-        <w:instrText xml:space="preserve"> HYPERLINK \l _Toc3315 </w:instrText>
-      </w:r>
-      <w:r>
-        <w:rPr>
-          <w:rFonts w:hint="default"/>
-          <w:lang w:val="en-US"/>
-        </w:rPr>
+        <w:instrText xml:space="preserve"> HYPERLINK \l _Toc1959 </w:instrText>
         <w:fldChar w:fldCharType="separate"/>
       </w:r>
       <w:r>
-        <w:t>5.3. Poslovna pravila i ponašanje</w:t>
-      </w:r>
-      <w:r>
+        <w:t>5.4. State pattern i domenski događaji</w:t>
         <w:tab/>
-      </w:r>
-      <w:r>
         <w:fldChar w:fldCharType="begin"/>
-      </w:r>
-      <w:r>
-        <w:instrText xml:space="preserve"> PAGEREF _Toc3315 \h </w:instrText>
-      </w:r>
-      <w:r>
+        <w:instrText xml:space="preserve"> PAGEREF _Toc1959 \h </w:instrText>
         <w:fldChar w:fldCharType="separate"/>
-      </w:r>
-      <w:r>
         <w:t>7</w:t>
-      </w:r>
-      <w:r>
         <w:fldChar w:fldCharType="end"/>
       </w:r>
       <w:r>
@@ -1142,7 +811,7 @@
     </w:p>
     <w:p>
       <w:pPr>
-        <w:pStyle w:val="38"/>
+        <w:pStyle w:val="37"/>
         <w:tabs>
           <w:tab w:val="right" w:leader="dot" w:pos="9418"/>
         </w:tabs>
@@ -1153,40 +822,16 @@
           <w:lang w:val="en-US"/>
         </w:rPr>
         <w:fldChar w:fldCharType="begin"/>
-      </w:r>
-      <w:r>
-        <w:rPr>
-          <w:rFonts w:hint="default"/>
-          <w:lang w:val="en-US"/>
-        </w:rPr>
-        <w:instrText xml:space="preserve"> HYPERLINK \l _Toc1959 </w:instrText>
-      </w:r>
-      <w:r>
-        <w:rPr>
-          <w:rFonts w:hint="default"/>
-          <w:lang w:val="en-US"/>
-        </w:rPr>
+        <w:instrText xml:space="preserve"> HYPERLINK \l _Toc13759 </w:instrText>
         <w:fldChar w:fldCharType="separate"/>
       </w:r>
       <w:r>
-        <w:t>5.4. State pattern i domenski događaji</w:t>
-      </w:r>
-      <w:r>
+        <w:t>6. Persistence (Entity) Model</w:t>
         <w:tab/>
-      </w:r>
-      <w:r>
         <w:fldChar w:fldCharType="begin"/>
-      </w:r>
-      <w:r>
-        <w:instrText xml:space="preserve"> PAGEREF _Toc1959 \h </w:instrText>
-      </w:r>
-      <w:r>
+        <w:instrText xml:space="preserve"> PAGEREF _Toc13759 \h </w:instrText>
         <w:fldChar w:fldCharType="separate"/>
-      </w:r>
-      <w:r>
         <w:t>7</w:t>
-      </w:r>
-      <w:r>
         <w:fldChar w:fldCharType="end"/>
       </w:r>
       <w:r>
@@ -1199,7 +844,7 @@
     </w:p>
     <w:p>
       <w:pPr>
-        <w:pStyle w:val="37"/>
+        <w:pStyle w:val="38"/>
         <w:tabs>
           <w:tab w:val="right" w:leader="dot" w:pos="9418"/>
         </w:tabs>
@@ -1210,40 +855,16 @@
           <w:lang w:val="en-US"/>
         </w:rPr>
         <w:fldChar w:fldCharType="begin"/>
-      </w:r>
-      <w:r>
-        <w:rPr>
-          <w:rFonts w:hint="default"/>
-          <w:lang w:val="en-US"/>
-        </w:rPr>
-        <w:instrText xml:space="preserve"> HYPERLINK \l _Toc13759 </w:instrText>
-      </w:r>
-      <w:r>
-        <w:rPr>
-          <w:rFonts w:hint="default"/>
-          <w:lang w:val="en-US"/>
-        </w:rPr>
+        <w:instrText xml:space="preserve"> HYPERLINK \l _Toc5710 </w:instrText>
         <w:fldChar w:fldCharType="separate"/>
       </w:r>
       <w:r>
-        <w:t>6. Persistence (Entity) Model</w:t>
-      </w:r>
-      <w:r>
+        <w:t>6.1. PostgreSQL – relacioni model perzistencije</w:t>
         <w:tab/>
-      </w:r>
-      <w:r>
         <w:fldChar w:fldCharType="begin"/>
-      </w:r>
-      <w:r>
-        <w:instrText xml:space="preserve"> PAGEREF _Toc13759 \h </w:instrText>
-      </w:r>
-      <w:r>
+        <w:instrText xml:space="preserve"> PAGEREF _Toc5710 \h </w:instrText>
         <w:fldChar w:fldCharType="separate"/>
-      </w:r>
-      <w:r>
-        <w:t>7</w:t>
-      </w:r>
-      <w:r>
+        <w:t>8</w:t>
         <w:fldChar w:fldCharType="end"/>
       </w:r>
       <w:r>
@@ -1267,40 +888,16 @@
           <w:lang w:val="en-US"/>
         </w:rPr>
         <w:fldChar w:fldCharType="begin"/>
-      </w:r>
-      <w:r>
-        <w:rPr>
-          <w:rFonts w:hint="default"/>
-          <w:lang w:val="en-US"/>
-        </w:rPr>
-        <w:instrText xml:space="preserve"> HYPERLINK \l _Toc5710 </w:instrText>
-      </w:r>
-      <w:r>
-        <w:rPr>
-          <w:rFonts w:hint="default"/>
-          <w:lang w:val="en-US"/>
-        </w:rPr>
+        <w:instrText xml:space="preserve"> HYPERLINK \l _Toc9162 </w:instrText>
         <w:fldChar w:fldCharType="separate"/>
       </w:r>
       <w:r>
-        <w:t>6.1. PostgreSQL – relacioni model perzistencije</w:t>
-      </w:r>
-      <w:r>
+        <w:t>6.2. EF Core konfiguracija entiteta (Fluent API)</w:t>
         <w:tab/>
-      </w:r>
-      <w:r>
         <w:fldChar w:fldCharType="begin"/>
-      </w:r>
-      <w:r>
-        <w:instrText xml:space="preserve"> PAGEREF _Toc5710 \h </w:instrText>
-      </w:r>
-      <w:r>
+        <w:instrText xml:space="preserve"> PAGEREF _Toc9162 \h </w:instrText>
         <w:fldChar w:fldCharType="separate"/>
-      </w:r>
-      <w:r>
-        <w:t>8</w:t>
-      </w:r>
-      <w:r>
+        <w:t>10</w:t>
         <w:fldChar w:fldCharType="end"/>
       </w:r>
       <w:r>
@@ -1324,40 +921,16 @@
           <w:lang w:val="en-US"/>
         </w:rPr>
         <w:fldChar w:fldCharType="begin"/>
-      </w:r>
-      <w:r>
-        <w:rPr>
-          <w:rFonts w:hint="default"/>
-          <w:lang w:val="en-US"/>
-        </w:rPr>
-        <w:instrText xml:space="preserve"> HYPERLINK \l _Toc9162 </w:instrText>
-      </w:r>
-      <w:r>
-        <w:rPr>
-          <w:rFonts w:hint="default"/>
-          <w:lang w:val="en-US"/>
-        </w:rPr>
+        <w:instrText xml:space="preserve"> HYPERLINK \l _Toc24270 </w:instrText>
         <w:fldChar w:fldCharType="separate"/>
       </w:r>
       <w:r>
-        <w:t>6.2. EF Core konfiguracija entiteta (Fluent API)</w:t>
-      </w:r>
-      <w:r>
+        <w:t>6.3. Migracije (Code First)</w:t>
         <w:tab/>
-      </w:r>
-      <w:r>
         <w:fldChar w:fldCharType="begin"/>
-      </w:r>
-      <w:r>
-        <w:instrText xml:space="preserve"> PAGEREF _Toc9162 \h </w:instrText>
-      </w:r>
-      <w:r>
+        <w:instrText xml:space="preserve"> PAGEREF _Toc24270 \h </w:instrText>
         <w:fldChar w:fldCharType="separate"/>
-      </w:r>
-      <w:r>
         <w:t>10</w:t>
-      </w:r>
-      <w:r>
         <w:fldChar w:fldCharType="end"/>
       </w:r>
       <w:r>
@@ -1370,7 +943,7 @@
     </w:p>
     <w:p>
       <w:pPr>
-        <w:pStyle w:val="38"/>
+        <w:pStyle w:val="37"/>
         <w:tabs>
           <w:tab w:val="right" w:leader="dot" w:pos="9418"/>
         </w:tabs>
@@ -1381,40 +954,16 @@
           <w:lang w:val="en-US"/>
         </w:rPr>
         <w:fldChar w:fldCharType="begin"/>
-      </w:r>
-      <w:r>
-        <w:rPr>
-          <w:rFonts w:hint="default"/>
-          <w:lang w:val="en-US"/>
-        </w:rPr>
-        <w:instrText xml:space="preserve"> HYPERLINK \l _Toc24270 </w:instrText>
-      </w:r>
-      <w:r>
-        <w:rPr>
-          <w:rFonts w:hint="default"/>
-          <w:lang w:val="en-US"/>
-        </w:rPr>
+        <w:instrText xml:space="preserve"> HYPERLINK \l _Toc28806 </w:instrText>
         <w:fldChar w:fldCharType="separate"/>
       </w:r>
       <w:r>
-        <w:t>6.3. Migracije (Code First)</w:t>
-      </w:r>
-      <w:r>
+        <w:t>7. Business model vs Persistence model</w:t>
         <w:tab/>
-      </w:r>
-      <w:r>
         <w:fldChar w:fldCharType="begin"/>
-      </w:r>
-      <w:r>
-        <w:instrText xml:space="preserve"> PAGEREF _Toc24270 \h </w:instrText>
-      </w:r>
-      <w:r>
+        <w:instrText xml:space="preserve"> PAGEREF _Toc28806 \h </w:instrText>
         <w:fldChar w:fldCharType="separate"/>
-      </w:r>
-      <w:r>
-        <w:t>10</w:t>
-      </w:r>
-      <w:r>
+        <w:t>11</w:t>
         <w:fldChar w:fldCharType="end"/>
       </w:r>
       <w:r>
@@ -1427,7 +976,7 @@
     </w:p>
     <w:p>
       <w:pPr>
-        <w:pStyle w:val="37"/>
+        <w:pStyle w:val="38"/>
         <w:tabs>
           <w:tab w:val="right" w:leader="dot" w:pos="9418"/>
         </w:tabs>
@@ -1438,40 +987,16 @@
           <w:lang w:val="en-US"/>
         </w:rPr>
         <w:fldChar w:fldCharType="begin"/>
-      </w:r>
-      <w:r>
-        <w:rPr>
-          <w:rFonts w:hint="default"/>
-          <w:lang w:val="en-US"/>
-        </w:rPr>
-        <w:instrText xml:space="preserve"> HYPERLINK \l _Toc28806 </w:instrText>
-      </w:r>
-      <w:r>
-        <w:rPr>
-          <w:rFonts w:hint="default"/>
-          <w:lang w:val="en-US"/>
-        </w:rPr>
+        <w:instrText xml:space="preserve"> HYPERLINK \l _Toc27524 </w:instrText>
         <w:fldChar w:fldCharType="separate"/>
       </w:r>
       <w:r>
-        <w:t>7. Business model vs Persistence model</w:t>
-      </w:r>
-      <w:r>
+        <w:t>7.1. Business model (Domain)</w:t>
         <w:tab/>
-      </w:r>
-      <w:r>
         <w:fldChar w:fldCharType="begin"/>
-      </w:r>
-      <w:r>
-        <w:instrText xml:space="preserve"> PAGEREF _Toc28806 \h </w:instrText>
-      </w:r>
-      <w:r>
+        <w:instrText xml:space="preserve"> PAGEREF _Toc27524 \h </w:instrText>
         <w:fldChar w:fldCharType="separate"/>
-      </w:r>
-      <w:r>
         <w:t>11</w:t>
-      </w:r>
-      <w:r>
         <w:fldChar w:fldCharType="end"/>
       </w:r>
       <w:r>
@@ -1495,40 +1020,16 @@
           <w:lang w:val="en-US"/>
         </w:rPr>
         <w:fldChar w:fldCharType="begin"/>
-      </w:r>
-      <w:r>
-        <w:rPr>
-          <w:rFonts w:hint="default"/>
-          <w:lang w:val="en-US"/>
-        </w:rPr>
-        <w:instrText xml:space="preserve"> HYPERLINK \l _Toc27524 </w:instrText>
-      </w:r>
-      <w:r>
-        <w:rPr>
-          <w:rFonts w:hint="default"/>
-          <w:lang w:val="en-US"/>
-        </w:rPr>
+        <w:instrText xml:space="preserve"> HYPERLINK \l _Toc16585 </w:instrText>
         <w:fldChar w:fldCharType="separate"/>
       </w:r>
       <w:r>
-        <w:t>7.1. Business model (Domain)</w:t>
-      </w:r>
-      <w:r>
+        <w:t>7.2. Persistence model (Entity)</w:t>
         <w:tab/>
-      </w:r>
-      <w:r>
         <w:fldChar w:fldCharType="begin"/>
-      </w:r>
-      <w:r>
-        <w:instrText xml:space="preserve"> PAGEREF _Toc27524 \h </w:instrText>
-      </w:r>
-      <w:r>
+        <w:instrText xml:space="preserve"> PAGEREF _Toc16585 \h </w:instrText>
         <w:fldChar w:fldCharType="separate"/>
-      </w:r>
-      <w:r>
-        <w:t>11</w:t>
-      </w:r>
-      <w:r>
+        <w:t>12</w:t>
         <w:fldChar w:fldCharType="end"/>
       </w:r>
       <w:r>
@@ -1552,40 +1053,16 @@
           <w:lang w:val="en-US"/>
         </w:rPr>
         <w:fldChar w:fldCharType="begin"/>
-      </w:r>
-      <w:r>
-        <w:rPr>
-          <w:rFonts w:hint="default"/>
-          <w:lang w:val="en-US"/>
-        </w:rPr>
-        <w:instrText xml:space="preserve"> HYPERLINK \l _Toc16585 </w:instrText>
-      </w:r>
-      <w:r>
-        <w:rPr>
-          <w:rFonts w:hint="default"/>
-          <w:lang w:val="en-US"/>
-        </w:rPr>
+        <w:instrText xml:space="preserve"> HYPERLINK \l _Toc10798 </w:instrText>
         <w:fldChar w:fldCharType="separate"/>
       </w:r>
       <w:r>
-        <w:t>7.2. Persistence model (Entity)</w:t>
-      </w:r>
-      <w:r>
+        <w:t>7.3. Veza između modela (mapiranje)</w:t>
         <w:tab/>
-      </w:r>
-      <w:r>
         <w:fldChar w:fldCharType="begin"/>
-      </w:r>
-      <w:r>
-        <w:instrText xml:space="preserve"> PAGEREF _Toc16585 \h </w:instrText>
-      </w:r>
-      <w:r>
+        <w:instrText xml:space="preserve"> PAGEREF _Toc10798 \h </w:instrText>
         <w:fldChar w:fldCharType="separate"/>
-      </w:r>
-      <w:r>
         <w:t>12</w:t>
-      </w:r>
-      <w:r>
         <w:fldChar w:fldCharType="end"/>
       </w:r>
       <w:r>
@@ -1598,7 +1075,7 @@
     </w:p>
     <w:p>
       <w:pPr>
-        <w:pStyle w:val="38"/>
+        <w:pStyle w:val="37"/>
         <w:tabs>
           <w:tab w:val="right" w:leader="dot" w:pos="9418"/>
         </w:tabs>
@@ -1609,40 +1086,16 @@
           <w:lang w:val="en-US"/>
         </w:rPr>
         <w:fldChar w:fldCharType="begin"/>
-      </w:r>
-      <w:r>
-        <w:rPr>
-          <w:rFonts w:hint="default"/>
-          <w:lang w:val="en-US"/>
-        </w:rPr>
-        <w:instrText xml:space="preserve"> HYPERLINK \l _Toc10798 </w:instrText>
-      </w:r>
-      <w:r>
-        <w:rPr>
-          <w:rFonts w:hint="default"/>
-          <w:lang w:val="en-US"/>
-        </w:rPr>
+        <w:instrText xml:space="preserve"> HYPERLINK \l _Toc16015 </w:instrText>
         <w:fldChar w:fldCharType="separate"/>
       </w:r>
       <w:r>
-        <w:t>7.3. Veza između modela (mapiranje)</w:t>
-      </w:r>
-      <w:r>
+        <w:t>8. Data Layer: Repository pattern</w:t>
         <w:tab/>
-      </w:r>
-      <w:r>
         <w:fldChar w:fldCharType="begin"/>
-      </w:r>
-      <w:r>
-        <w:instrText xml:space="preserve"> PAGEREF _Toc10798 \h </w:instrText>
-      </w:r>
-      <w:r>
+        <w:instrText xml:space="preserve"> PAGEREF _Toc16015 \h </w:instrText>
         <w:fldChar w:fldCharType="separate"/>
-      </w:r>
-      <w:r>
         <w:t>12</w:t>
-      </w:r>
-      <w:r>
         <w:fldChar w:fldCharType="end"/>
       </w:r>
       <w:r>
@@ -1655,7 +1108,7 @@
     </w:p>
     <w:p>
       <w:pPr>
-        <w:pStyle w:val="37"/>
+        <w:pStyle w:val="38"/>
         <w:tabs>
           <w:tab w:val="right" w:leader="dot" w:pos="9418"/>
         </w:tabs>
@@ -1666,40 +1119,16 @@
           <w:lang w:val="en-US"/>
         </w:rPr>
         <w:fldChar w:fldCharType="begin"/>
-      </w:r>
-      <w:r>
-        <w:rPr>
-          <w:rFonts w:hint="default"/>
-          <w:lang w:val="en-US"/>
-        </w:rPr>
-        <w:instrText xml:space="preserve"> HYPERLINK \l _Toc16015 </w:instrText>
-      </w:r>
-      <w:r>
-        <w:rPr>
-          <w:rFonts w:hint="default"/>
-          <w:lang w:val="en-US"/>
-        </w:rPr>
+        <w:instrText xml:space="preserve"> HYPERLINK \l _Toc11054 </w:instrText>
         <w:fldChar w:fldCharType="separate"/>
       </w:r>
       <w:r>
-        <w:t>8. Data Layer: Repository pattern</w:t>
-      </w:r>
-      <w:r>
+        <w:t>8.1. IGenericRepository&lt;T&gt;</w:t>
         <w:tab/>
-      </w:r>
-      <w:r>
         <w:fldChar w:fldCharType="begin"/>
-      </w:r>
-      <w:r>
-        <w:instrText xml:space="preserve"> PAGEREF _Toc16015 \h </w:instrText>
-      </w:r>
-      <w:r>
+        <w:instrText xml:space="preserve"> PAGEREF _Toc11054 \h </w:instrText>
         <w:fldChar w:fldCharType="separate"/>
-      </w:r>
-      <w:r>
         <w:t>12</w:t>
-      </w:r>
-      <w:r>
         <w:fldChar w:fldCharType="end"/>
       </w:r>
       <w:r>
@@ -1723,40 +1152,16 @@
           <w:lang w:val="en-US"/>
         </w:rPr>
         <w:fldChar w:fldCharType="begin"/>
-      </w:r>
-      <w:r>
-        <w:rPr>
-          <w:rFonts w:hint="default"/>
-          <w:lang w:val="en-US"/>
-        </w:rPr>
-        <w:instrText xml:space="preserve"> HYPERLINK \l _Toc11054 </w:instrText>
-      </w:r>
-      <w:r>
-        <w:rPr>
-          <w:rFonts w:hint="default"/>
-          <w:lang w:val="en-US"/>
-        </w:rPr>
+        <w:instrText xml:space="preserve"> HYPERLINK \l _Toc21953 </w:instrText>
         <w:fldChar w:fldCharType="separate"/>
       </w:r>
       <w:r>
-        <w:t>8.1. IGenericRepository&lt;T&gt;</w:t>
-      </w:r>
-      <w:r>
+        <w:t>8.2. Specijalizovani repozitoriji</w:t>
         <w:tab/>
-      </w:r>
-      <w:r>
         <w:fldChar w:fldCharType="begin"/>
-      </w:r>
-      <w:r>
-        <w:instrText xml:space="preserve"> PAGEREF _Toc11054 \h </w:instrText>
-      </w:r>
-      <w:r>
+        <w:instrText xml:space="preserve"> PAGEREF _Toc21953 \h </w:instrText>
         <w:fldChar w:fldCharType="separate"/>
-      </w:r>
-      <w:r>
-        <w:t>12</w:t>
-      </w:r>
-      <w:r>
+        <w:t>13</w:t>
         <w:fldChar w:fldCharType="end"/>
       </w:r>
       <w:r>
@@ -1769,7 +1174,7 @@
     </w:p>
     <w:p>
       <w:pPr>
-        <w:pStyle w:val="38"/>
+        <w:pStyle w:val="37"/>
         <w:tabs>
           <w:tab w:val="right" w:leader="dot" w:pos="9418"/>
         </w:tabs>
@@ -1780,40 +1185,16 @@
           <w:lang w:val="en-US"/>
         </w:rPr>
         <w:fldChar w:fldCharType="begin"/>
-      </w:r>
-      <w:r>
-        <w:rPr>
-          <w:rFonts w:hint="default"/>
-          <w:lang w:val="en-US"/>
-        </w:rPr>
-        <w:instrText xml:space="preserve"> HYPERLINK \l _Toc21953 </w:instrText>
-      </w:r>
-      <w:r>
-        <w:rPr>
-          <w:rFonts w:hint="default"/>
-          <w:lang w:val="en-US"/>
-        </w:rPr>
+        <w:instrText xml:space="preserve"> HYPERLINK \l _Toc31651 </w:instrText>
         <w:fldChar w:fldCharType="separate"/>
       </w:r>
       <w:r>
-        <w:t>8.2. Specijalizovani repozitoriji</w:t>
-      </w:r>
-      <w:r>
+        <w:t>9. PostgreSQL</w:t>
         <w:tab/>
-      </w:r>
-      <w:r>
         <w:fldChar w:fldCharType="begin"/>
-      </w:r>
-      <w:r>
-        <w:instrText xml:space="preserve"> PAGEREF _Toc21953 \h </w:instrText>
-      </w:r>
-      <w:r>
+        <w:instrText xml:space="preserve"> PAGEREF _Toc31651 \h </w:instrText>
         <w:fldChar w:fldCharType="separate"/>
-      </w:r>
-      <w:r>
-        <w:t>13</w:t>
-      </w:r>
-      <w:r>
+        <w:t>14</w:t>
         <w:fldChar w:fldCharType="end"/>
       </w:r>
       <w:r>
@@ -1826,7 +1207,7 @@
     </w:p>
     <w:p>
       <w:pPr>
-        <w:pStyle w:val="37"/>
+        <w:pStyle w:val="38"/>
         <w:tabs>
           <w:tab w:val="right" w:leader="dot" w:pos="9418"/>
         </w:tabs>
@@ -1837,40 +1218,16 @@
           <w:lang w:val="en-US"/>
         </w:rPr>
         <w:fldChar w:fldCharType="begin"/>
-      </w:r>
-      <w:r>
-        <w:rPr>
-          <w:rFonts w:hint="default"/>
-          <w:lang w:val="en-US"/>
-        </w:rPr>
-        <w:instrText xml:space="preserve"> HYPERLINK \l _Toc31651 </w:instrText>
-      </w:r>
-      <w:r>
-        <w:rPr>
-          <w:rFonts w:hint="default"/>
-          <w:lang w:val="en-US"/>
-        </w:rPr>
+        <w:instrText xml:space="preserve"> HYPERLINK \l _Toc29783 </w:instrText>
         <w:fldChar w:fldCharType="separate"/>
       </w:r>
       <w:r>
-        <w:t>9. PostgreSQL</w:t>
-      </w:r>
-      <w:r>
+        <w:t>9.1. Konfiguracija i pokretanje</w:t>
         <w:tab/>
-      </w:r>
-      <w:r>
         <w:fldChar w:fldCharType="begin"/>
-      </w:r>
-      <w:r>
-        <w:instrText xml:space="preserve"> PAGEREF _Toc31651 \h </w:instrText>
-      </w:r>
-      <w:r>
+        <w:instrText xml:space="preserve"> PAGEREF _Toc29783 \h </w:instrText>
         <w:fldChar w:fldCharType="separate"/>
-      </w:r>
-      <w:r>
         <w:t>14</w:t>
-      </w:r>
-      <w:r>
         <w:fldChar w:fldCharType="end"/>
       </w:r>
       <w:r>
@@ -1883,7 +1240,7 @@
     </w:p>
     <w:p>
       <w:pPr>
-        <w:pStyle w:val="38"/>
+        <w:pStyle w:val="37"/>
         <w:tabs>
           <w:tab w:val="right" w:leader="dot" w:pos="9418"/>
         </w:tabs>
@@ -1894,97 +1251,16 @@
           <w:lang w:val="en-US"/>
         </w:rPr>
         <w:fldChar w:fldCharType="begin"/>
-      </w:r>
-      <w:r>
-        <w:rPr>
-          <w:rFonts w:hint="default"/>
-          <w:lang w:val="en-US"/>
-        </w:rPr>
-        <w:instrText xml:space="preserve"> HYPERLINK \l _Toc29783 </w:instrText>
-      </w:r>
-      <w:r>
-        <w:rPr>
-          <w:rFonts w:hint="default"/>
-          <w:lang w:val="en-US"/>
-        </w:rPr>
+        <w:instrText xml:space="preserve"> HYPERLINK \l _Toc31137 </w:instrText>
         <w:fldChar w:fldCharType="separate"/>
       </w:r>
       <w:r>
-        <w:t>9.1. Konfiguracija i pokretanje</w:t>
-      </w:r>
-      <w:r>
+        <w:t>10. Zaključak</w:t>
         <w:tab/>
-      </w:r>
-      <w:r>
         <w:fldChar w:fldCharType="begin"/>
-      </w:r>
-      <w:r>
-        <w:instrText xml:space="preserve"> PAGEREF _Toc29783 \h </w:instrText>
-      </w:r>
-      <w:r>
+        <w:instrText xml:space="preserve"> PAGEREF _Toc31137 \h </w:instrText>
         <w:fldChar w:fldCharType="separate"/>
-      </w:r>
-      <w:r>
         <w:t>14</w:t>
-      </w:r>
-      <w:r>
-        <w:fldChar w:fldCharType="end"/>
-      </w:r>
-      <w:r>
-        <w:rPr>
-          <w:rFonts w:hint="default"/>
-          <w:lang w:val="en-US"/>
-        </w:rPr>
-        <w:fldChar w:fldCharType="end"/>
-      </w:r>
-    </w:p>
-    <w:p>
-      <w:pPr>
-        <w:pStyle w:val="37"/>
-        <w:tabs>
-          <w:tab w:val="right" w:leader="dot" w:pos="9418"/>
-        </w:tabs>
-      </w:pPr>
-      <w:r>
-        <w:rPr>
-          <w:rFonts w:hint="default"/>
-          <w:lang w:val="en-US"/>
-        </w:rPr>
-        <w:fldChar w:fldCharType="begin"/>
-      </w:r>
-      <w:r>
-        <w:rPr>
-          <w:rFonts w:hint="default"/>
-          <w:lang w:val="en-US"/>
-        </w:rPr>
-        <w:instrText xml:space="preserve"> HYPERLINK \l _Toc31137 </w:instrText>
-      </w:r>
-      <w:r>
-        <w:rPr>
-          <w:rFonts w:hint="default"/>
-          <w:lang w:val="en-US"/>
-        </w:rPr>
-        <w:fldChar w:fldCharType="separate"/>
-      </w:r>
-      <w:r>
-        <w:t>10. Zaključak</w:t>
-      </w:r>
-      <w:r>
-        <w:tab/>
-      </w:r>
-      <w:r>
-        <w:fldChar w:fldCharType="begin"/>
-      </w:r>
-      <w:r>
-        <w:instrText xml:space="preserve"> PAGEREF _Toc31137 \h </w:instrText>
-      </w:r>
-      <w:r>
-        <w:fldChar w:fldCharType="separate"/>
-      </w:r>
-      <w:r>
-        <w:t>14</w:t>
-      </w:r>
-      <w:r>
         <w:fldChar w:fldCharType="end"/>
       </w:r>
       <w:r>
@@ -6374,7 +5650,7 @@
         <w:rPr>
           <w:b w:val="0"/>
         </w:rPr>
-        <w:t>Observer pattern implementiran je kroz DomainEventSubject koji notifikuje registrovane posmatrače (IDomainEventObserver). RabbitMqDomainEventObserver serijalizuje događaj i objavljuje ga u RabbitMQ red. DomainEventConsumerService (BackgroundService) konzumira poruke i perzistira ih u tabelu domain_event_logs kao trajni audit trail. SignalRDomainEventObserver je registrovan kao tačka proširenja za buduće broadcast notifikacije.</w:t>
+        <w:t>Observer pattern implementiran je kroz DomainEventSubject koji notifikuje registrovane posmatrače (IDomainEventObserver). RabbitMqDomainEventObserver serijalizuje događaj i objavljuje ga u RabbitMQ red. DomainEventConsumerService (BackgroundService) konzumira poruke i perzistira ih u tabelu domain_event_logs kao trajni audit trail. SignalRDomainEventObserver prosleđuje ciljane događaje pojedinačnim korisnicima (grupe user-{userId}), a sadržajne događaje ploče (skup BoardBroadcastEvents) svim klijentima u grupi board-{boardId}.</w:t>
       </w:r>
     </w:p>
     <w:p>
@@ -12894,7 +12170,7 @@
         <w:jc w:val="both"/>
       </w:pPr>
       <w:r>
-        <w:t>Code First pristup migracijama (28 migracija) osigurava da je shema baze podataka uvijek u sinhronizaciji s domenskim modelom i da su sve izmjene praćene i reverzibilne. Sistem je spreman za dalji razvoj: dodavanje novih entiteta, proširenje chat sistema i implementaciju SignalRDomainEventObserver-a za broadcast domenskih događaja.</w:t>
+        <w:t>Code First pristup migracijama (28 migracija) osigurava da je shema baze podataka uvijek u sinhronizaciji s domenskim modelom i da su sve izmjene praćene i reverzibilne. Sistem je spreman za dalji razvoj: dodavanje novih entiteta, proširenje chat sistema i integraciju BoardLock mehanizma na klijentskoj strani.</w:t>
       </w:r>
     </w:p>
     <w:sectPr>
